--- a/kyozai/math2-kimatsu/第1回_宿題_解答解説.docx
+++ b/kyozai/math2-kimatsu/第1回_宿題_解答解説.docx
@@ -2239,7 +2239,7 @@
             <w:r>
               <w:drawing>
                 <wp:inline distT="0" distB="0" distL="0" distR="0">
-                  <wp:extent cx="2476500" cy="2476500"/>
+                  <wp:extent cx="2476500" cy="2495550"/>
                   <wp:effectExtent t="0" r="0" b="0" l="0"/>
                   <wp:docPr id="1" name="" descr="" title=""/>
                   <wp:cNvGraphicFramePr>
@@ -2264,7 +2264,7 @@
                         <pic:spPr bwMode="auto">
                           <a:xfrm>
                             <a:off x="0" y="0"/>
-                            <a:ext cx="2476500" cy="2476500"/>
+                            <a:ext cx="2476500" cy="2495550"/>
                           </a:xfrm>
                           <a:prstGeom prst="rect">
                             <a:avLst/>
@@ -3226,7 +3226,7 @@
             <w:r>
               <w:drawing>
                 <wp:inline distT="0" distB="0" distL="0" distR="0">
-                  <wp:extent cx="2667000" cy="1524000"/>
+                  <wp:extent cx="2667000" cy="1533525"/>
                   <wp:effectExtent t="0" r="0" b="0" l="0"/>
                   <wp:docPr id="1" name="" descr="" title=""/>
                   <wp:cNvGraphicFramePr>
@@ -3251,7 +3251,7 @@
                         <pic:spPr bwMode="auto">
                           <a:xfrm>
                             <a:off x="0" y="0"/>
-                            <a:ext cx="2667000" cy="1524000"/>
+                            <a:ext cx="2667000" cy="1533525"/>
                           </a:xfrm>
                           <a:prstGeom prst="rect">
                             <a:avLst/>

--- a/kyozai/math2-kimatsu/第1回_宿題_解答解説.docx
+++ b/kyozai/math2-kimatsu/第1回_宿題_解答解説.docx
@@ -2899,7 +2899,33 @@
                 <w:sz w:val="21"/>
                 <w:szCs w:val="21"/>
               </w:rPr>
-              <w:t xml:space="preserve">BCの中点は</w:t>
+              <w:t xml:space="preserve">中点の座標は、</w:t>
+            </w:r>
+            <m:oMath xmlns:m="http://schemas.openxmlformats.org/officeDocument/2006/math" xmlns:w="http://schemas.openxmlformats.org/wordprocessingml/2006/main">
+              <m:r>
+                <m:t xml:space="preserve">x</m:t>
+              </m:r>
+            </m:oMath>
+            <w:r>
+              <w:rPr>
+                <w:rFonts w:ascii="MS P明朝" w:cs="MS P明朝" w:eastAsia="MS P明朝" w:hAnsi="MS P明朝"/>
+                <w:sz w:val="21"/>
+                <w:szCs w:val="21"/>
+              </w:rPr>
+              <w:t xml:space="preserve">座標どうし・</w:t>
+            </w:r>
+            <m:oMath xmlns:m="http://schemas.openxmlformats.org/officeDocument/2006/math" xmlns:w="http://schemas.openxmlformats.org/wordprocessingml/2006/main">
+              <m:r>
+                <m:t xml:space="preserve">y</m:t>
+              </m:r>
+            </m:oMath>
+            <w:r>
+              <w:rPr>
+                <w:rFonts w:ascii="MS P明朝" w:cs="MS P明朝" w:eastAsia="MS P明朝" w:hAnsi="MS P明朝"/>
+                <w:sz w:val="21"/>
+                <w:szCs w:val="21"/>
+              </w:rPr>
+              <w:t xml:space="preserve">座標どうしをたして2でわる。BCの中点は</w:t>
             </w:r>
             <m:oMath xmlns:m="http://schemas.openxmlformats.org/officeDocument/2006/math" xmlns:w="http://schemas.openxmlformats.org/wordprocessingml/2006/main">
               <m:r>

--- a/kyozai/math2-kimatsu/第1回_宿題_解答解説.docx
+++ b/kyozai/math2-kimatsu/第1回_宿題_解答解説.docx
@@ -3517,6 +3517,7 @@
     </w:p>
     <w:p>
       <w:pPr>
+        <w:keepNext/>
         <w:spacing w:after="10" w:before="0" w:line="300" w:lineRule="atLeast"/>
         <w:ind w:left="500" w:hanging="0"/>
       </w:pPr>
@@ -3588,6 +3589,7 @@
           </w:tcPr>
           <w:p>
             <w:pPr>
+              <w:keepNext/>
               <w:spacing w:after="0" w:before="0" w:line="300" w:lineRule="atLeast"/>
               <w:jc w:val="center"/>
             </w:pPr>
@@ -3606,6 +3608,7 @@
           </w:tcPr>
           <w:p>
             <w:pPr>
+              <w:keepNext/>
               <w:spacing w:after="0" w:before="0" w:line="300" w:lineRule="atLeast"/>
               <w:jc w:val="center"/>
             </w:pPr>
@@ -3632,6 +3635,7 @@
           </w:tcPr>
           <w:p>
             <w:pPr>
+              <w:keepNext/>
               <w:spacing w:after="0" w:before="0" w:line="300" w:lineRule="atLeast"/>
               <w:jc w:val="center"/>
             </w:pPr>
@@ -3658,6 +3662,7 @@
           </w:tcPr>
           <w:p>
             <w:pPr>
+              <w:keepNext/>
               <w:spacing w:after="0" w:before="0" w:line="300" w:lineRule="atLeast"/>
               <w:jc w:val="center"/>
             </w:pPr>
@@ -3685,6 +3690,7 @@
           </w:tcPr>
           <w:p>
             <w:pPr>
+              <w:keepNext/>
               <w:spacing w:after="0" w:before="0" w:line="300" w:lineRule="atLeast"/>
               <w:jc w:val="center"/>
             </w:pPr>
@@ -3710,6 +3716,7 @@
           </w:tcPr>
           <w:p>
             <w:pPr>
+              <w:keepNext/>
               <w:spacing w:after="0" w:before="0" w:line="300" w:lineRule="atLeast"/>
               <w:jc w:val="center"/>
             </w:pPr>
@@ -3732,6 +3739,7 @@
           </w:tcPr>
           <w:p>
             <w:pPr>
+              <w:keepNext/>
               <w:spacing w:after="0" w:before="0" w:line="300" w:lineRule="atLeast"/>
               <w:jc w:val="center"/>
             </w:pPr>
@@ -3754,6 +3762,7 @@
           </w:tcPr>
           <w:p>
             <w:pPr>
+              <w:keepNext/>
               <w:spacing w:after="0" w:before="0" w:line="300" w:lineRule="atLeast"/>
               <w:jc w:val="center"/>
             </w:pPr>
@@ -3781,6 +3790,7 @@
           </w:tcPr>
           <w:p>
             <w:pPr>
+              <w:keepNext/>
               <w:spacing w:after="0" w:before="0" w:line="300" w:lineRule="atLeast"/>
               <w:jc w:val="center"/>
             </w:pPr>
@@ -3806,6 +3816,7 @@
           </w:tcPr>
           <w:p>
             <w:pPr>
+              <w:keepNext/>
               <w:spacing w:after="0" w:before="0" w:line="300" w:lineRule="atLeast"/>
               <w:jc w:val="center"/>
             </w:pPr>
@@ -3843,6 +3854,7 @@
           </w:tcPr>
           <w:p>
             <w:pPr>
+              <w:keepNext/>
               <w:spacing w:after="0" w:before="0" w:line="300" w:lineRule="atLeast"/>
               <w:jc w:val="center"/>
             </w:pPr>
@@ -3880,6 +3892,7 @@
           </w:tcPr>
           <w:p>
             <w:pPr>
+              <w:keepNext/>
               <w:spacing w:after="0" w:before="0" w:line="300" w:lineRule="atLeast"/>
               <w:jc w:val="center"/>
             </w:pPr>
@@ -4014,7 +4027,7 @@
           <w:sz w:val="21"/>
           <w:szCs w:val="21"/>
         </w:rPr>
-        <w:t xml:space="preserve">、</w:t>
+        <w:t xml:space="preserve">。①に代入して</w:t>
       </w:r>
       <m:oMath xmlns:m="http://schemas.openxmlformats.org/officeDocument/2006/math" xmlns:w="http://schemas.openxmlformats.org/wordprocessingml/2006/main">
         <m:r>
@@ -4027,7 +4040,132 @@
           <w:sz w:val="21"/>
           <w:szCs w:val="21"/>
         </w:rPr>
-        <w:t xml:space="preserve">。今年は男子110人、女子133人で合計243人。問題にあっている。</w:t>
+        <w:t xml:space="preserve">。</w:t>
+      </w:r>
+    </w:p>
+    <w:p>
+      <w:pPr>
+        <w:spacing w:after="40" w:before="0" w:line="300" w:lineRule="atLeast"/>
+        <w:ind w:left="500" w:hanging="0"/>
+      </w:pPr>
+      <w:r>
+        <w:rPr>
+          <w:rFonts w:ascii="MS P明朝" w:cs="MS P明朝" w:eastAsia="MS P明朝" w:hAnsi="MS P明朝"/>
+          <w:sz w:val="21"/>
+          <w:szCs w:val="21"/>
+        </w:rPr>
+        <w:t xml:space="preserve">【答えの確かめ】求めた昨年の人数から、今年の人数を計算する。</w:t>
+      </w:r>
+    </w:p>
+    <w:p>
+      <w:pPr>
+        <w:spacing w:after="40" w:before="0" w:line="300" w:lineRule="atLeast"/>
+        <w:ind w:left="700" w:hanging="0"/>
+      </w:pPr>
+      <w:r>
+        <w:rPr>
+          <w:rFonts w:ascii="MS P明朝" w:cs="MS P明朝" w:eastAsia="MS P明朝" w:hAnsi="MS P明朝"/>
+          <w:sz w:val="21"/>
+          <w:szCs w:val="21"/>
+        </w:rPr>
+        <w:t xml:space="preserve">今年の男子：昨年の100人から10％増えたので、</w:t>
+      </w:r>
+      <m:oMath xmlns:m="http://schemas.openxmlformats.org/officeDocument/2006/math" xmlns:w="http://schemas.openxmlformats.org/wordprocessingml/2006/main">
+        <m:r>
+          <m:t xml:space="preserve">100+100×</m:t>
+        </m:r>
+        <m:f>
+          <m:num>
+            <m:r>
+              <m:t xml:space="preserve">10</m:t>
+            </m:r>
+          </m:num>
+          <m:den>
+            <m:r>
+              <m:t xml:space="preserve">100</m:t>
+            </m:r>
+          </m:den>
+        </m:f>
+        <m:r>
+          <m:t xml:space="preserve">=100+10=110</m:t>
+        </m:r>
+      </m:oMath>
+      <w:r>
+        <w:rPr>
+          <w:rFonts w:ascii="MS P明朝" w:cs="MS P明朝" w:eastAsia="MS P明朝" w:hAnsi="MS P明朝"/>
+          <w:sz w:val="21"/>
+          <w:szCs w:val="21"/>
+        </w:rPr>
+        <w:t xml:space="preserve">（人）</w:t>
+      </w:r>
+    </w:p>
+    <w:p>
+      <w:pPr>
+        <w:spacing w:after="40" w:before="0" w:line="300" w:lineRule="atLeast"/>
+        <w:ind w:left="700" w:hanging="0"/>
+      </w:pPr>
+      <w:r>
+        <w:rPr>
+          <w:rFonts w:ascii="MS P明朝" w:cs="MS P明朝" w:eastAsia="MS P明朝" w:hAnsi="MS P明朝"/>
+          <w:sz w:val="21"/>
+          <w:szCs w:val="21"/>
+        </w:rPr>
+        <w:t xml:space="preserve">今年の女子：昨年の140人から5％減ったので、</w:t>
+      </w:r>
+      <m:oMath xmlns:m="http://schemas.openxmlformats.org/officeDocument/2006/math" xmlns:w="http://schemas.openxmlformats.org/wordprocessingml/2006/main">
+        <m:r>
+          <m:t xml:space="preserve">140−140×</m:t>
+        </m:r>
+        <m:f>
+          <m:num>
+            <m:r>
+              <m:t xml:space="preserve">5</m:t>
+            </m:r>
+          </m:num>
+          <m:den>
+            <m:r>
+              <m:t xml:space="preserve">100</m:t>
+            </m:r>
+          </m:den>
+        </m:f>
+        <m:r>
+          <m:t xml:space="preserve">=140−7=133</m:t>
+        </m:r>
+      </m:oMath>
+      <w:r>
+        <w:rPr>
+          <w:rFonts w:ascii="MS P明朝" w:cs="MS P明朝" w:eastAsia="MS P明朝" w:hAnsi="MS P明朝"/>
+          <w:sz w:val="21"/>
+          <w:szCs w:val="21"/>
+        </w:rPr>
+        <w:t xml:space="preserve">（人）</w:t>
+      </w:r>
+    </w:p>
+    <w:p>
+      <w:pPr>
+        <w:spacing w:after="40" w:before="0" w:line="300" w:lineRule="atLeast"/>
+        <w:ind w:left="700" w:hanging="0"/>
+      </w:pPr>
+      <w:r>
+        <w:rPr>
+          <w:rFonts w:ascii="MS P明朝" w:cs="MS P明朝" w:eastAsia="MS P明朝" w:hAnsi="MS P明朝"/>
+          <w:sz w:val="21"/>
+          <w:szCs w:val="21"/>
+        </w:rPr>
+        <w:t xml:space="preserve">合計は</w:t>
+      </w:r>
+      <m:oMath xmlns:m="http://schemas.openxmlformats.org/officeDocument/2006/math" xmlns:w="http://schemas.openxmlformats.org/wordprocessingml/2006/main">
+        <m:r>
+          <m:t xml:space="preserve">110+133=243</m:t>
+        </m:r>
+      </m:oMath>
+      <w:r>
+        <w:rPr>
+          <w:rFonts w:ascii="MS P明朝" w:cs="MS P明朝" w:eastAsia="MS P明朝" w:hAnsi="MS P明朝"/>
+          <w:sz w:val="21"/>
+          <w:szCs w:val="21"/>
+        </w:rPr>
+        <w:t xml:space="preserve">（人）で、問題の「全体で243人」と同じなので、問題にあっている。</w:t>
       </w:r>
     </w:p>
     <w:p>

--- a/kyozai/math2-kimatsu/第1回_宿題_解答解説.docx
+++ b/kyozai/math2-kimatsu/第1回_宿題_解答解説.docx
@@ -4240,7 +4240,7 @@
       <w:r>
         <w:drawing>
           <wp:inline distT="0" distB="0" distL="0" distR="0">
-            <wp:extent cx="4095750" cy="1095375"/>
+            <wp:extent cx="3619500" cy="1676400"/>
             <wp:effectExtent t="0" r="0" b="0" l="0"/>
             <wp:docPr id="1" name="" descr="" title=""/>
             <wp:cNvGraphicFramePr>
@@ -4265,7 +4265,7 @@
                   <pic:spPr bwMode="auto">
                     <a:xfrm>
                       <a:off x="0" y="0"/>
-                      <a:ext cx="4095750" cy="1095375"/>
+                      <a:ext cx="3619500" cy="1676400"/>
                     </a:xfrm>
                     <a:prstGeom prst="rect">
                       <a:avLst/>

--- a/kyozai/math2-kimatsu/第1回_宿題_解答解説.docx
+++ b/kyozai/math2-kimatsu/第1回_宿題_解答解説.docx
@@ -503,14 +503,46 @@
           <m:t xml:space="preserve">2x−y=7</m:t>
         </m:r>
       </m:oMath>
-      <w:r>
-        <w:rPr>
-          <w:rFonts w:ascii="MS P明朝" w:cs="MS P明朝" w:eastAsia="MS P明朝" w:hAnsi="MS P明朝"/>
-          <w:sz w:val="21"/>
-          <w:szCs w:val="21"/>
-        </w:rPr>
-        <w:t xml:space="preserve">……①′</w:t>
-      </w:r>
+    </w:p>
+    <w:p>
+      <w:pPr>
+        <w:spacing w:after="40" w:before="20"/>
+        <w:ind w:left="500"/>
+      </w:pPr>
+      <m:oMath xmlns:m="http://schemas.openxmlformats.org/officeDocument/2006/math" xmlns:w="http://schemas.openxmlformats.org/wordprocessingml/2006/main">
+        <m:d>
+          <m:dPr>
+            <m:begChr m:val="{"/>
+            <m:endChr m:val=""/>
+          </m:dPr>
+          <m:e>
+            <m:eqArr>
+              <m:e>
+                <m:r>
+                  <m:t xml:space="preserve">2x−y=7</m:t>
+                </m:r>
+                <m:r>
+                  <m:rPr>
+                    <m:sty m:val="p"/>
+                  </m:rPr>
+                  <m:t xml:space="preserve">　……①′</m:t>
+                </m:r>
+              </m:e>
+              <m:e>
+                <m:r>
+                  <m:t xml:space="preserve">x+2y=1</m:t>
+                </m:r>
+                <m:r>
+                  <m:rPr>
+                    <m:sty m:val="p"/>
+                  </m:rPr>
+                  <m:t xml:space="preserve">　……②</m:t>
+                </m:r>
+              </m:e>
+            </m:eqArr>
+          </m:e>
+        </m:d>
+      </m:oMath>
     </w:p>
     <w:p>
       <w:pPr>
@@ -620,19 +652,46 @@
         </w:rPr>
         <w:t xml:space="preserve">①の両辺を10倍して、係数を整数にする。</w:t>
       </w:r>
-      <m:oMath xmlns:m="http://schemas.openxmlformats.org/officeDocument/2006/math" xmlns:w="http://schemas.openxmlformats.org/wordprocessingml/2006/main">
-        <m:r>
-          <m:t xml:space="preserve">2x+3y=13</m:t>
-        </m:r>
-      </m:oMath>
-      <w:r>
-        <w:rPr>
-          <w:rFonts w:ascii="MS P明朝" w:cs="MS P明朝" w:eastAsia="MS P明朝" w:hAnsi="MS P明朝"/>
-          <w:sz w:val="21"/>
-          <w:szCs w:val="21"/>
-        </w:rPr>
-        <w:t xml:space="preserve">……①′</w:t>
-      </w:r>
+    </w:p>
+    <w:p>
+      <w:pPr>
+        <w:spacing w:after="40" w:before="20"/>
+        <w:ind w:left="500"/>
+      </w:pPr>
+      <m:oMath xmlns:m="http://schemas.openxmlformats.org/officeDocument/2006/math" xmlns:w="http://schemas.openxmlformats.org/wordprocessingml/2006/main">
+        <m:d>
+          <m:dPr>
+            <m:begChr m:val="{"/>
+            <m:endChr m:val=""/>
+          </m:dPr>
+          <m:e>
+            <m:eqArr>
+              <m:e>
+                <m:r>
+                  <m:t xml:space="preserve">2x+3y=13</m:t>
+                </m:r>
+                <m:r>
+                  <m:rPr>
+                    <m:sty m:val="p"/>
+                  </m:rPr>
+                  <m:t xml:space="preserve">　……①′</m:t>
+                </m:r>
+              </m:e>
+              <m:e>
+                <m:r>
+                  <m:t xml:space="preserve">x−y=4</m:t>
+                </m:r>
+                <m:r>
+                  <m:rPr>
+                    <m:sty m:val="p"/>
+                  </m:rPr>
+                  <m:t xml:space="preserve">　……②</m:t>
+                </m:r>
+              </m:e>
+            </m:eqArr>
+          </m:e>
+        </m:d>
+      </m:oMath>
     </w:p>
     <w:p>
       <w:pPr>
@@ -758,34 +817,56 @@
     </w:p>
     <w:p>
       <w:pPr>
+        <w:spacing w:after="40" w:before="20"/>
+        <w:ind w:left="500"/>
+      </w:pPr>
+      <m:oMath xmlns:m="http://schemas.openxmlformats.org/officeDocument/2006/math" xmlns:w="http://schemas.openxmlformats.org/wordprocessingml/2006/main">
+        <m:d>
+          <m:dPr>
+            <m:begChr m:val="{"/>
+            <m:endChr m:val=""/>
+          </m:dPr>
+          <m:e>
+            <m:eqArr>
+              <m:e>
+                <m:r>
+                  <m:t xml:space="preserve">2x+y=5</m:t>
+                </m:r>
+                <m:r>
+                  <m:rPr>
+                    <m:sty m:val="p"/>
+                  </m:rPr>
+                  <m:t xml:space="preserve">　……①</m:t>
+                </m:r>
+              </m:e>
+              <m:e>
+                <m:r>
+                  <m:t xml:space="preserve">x+3y=5</m:t>
+                </m:r>
+                <m:r>
+                  <m:rPr>
+                    <m:sty m:val="p"/>
+                  </m:rPr>
+                  <m:t xml:space="preserve">　……②</m:t>
+                </m:r>
+              </m:e>
+            </m:eqArr>
+          </m:e>
+        </m:d>
+      </m:oMath>
+    </w:p>
+    <w:p>
+      <w:pPr>
         <w:spacing w:after="10" w:before="0" w:line="300" w:lineRule="atLeast"/>
         <w:ind w:left="500" w:hanging="0"/>
       </w:pPr>
-      <m:oMath xmlns:m="http://schemas.openxmlformats.org/officeDocument/2006/math" xmlns:w="http://schemas.openxmlformats.org/wordprocessingml/2006/main">
-        <m:r>
-          <m:t xml:space="preserve">2x+y=5</m:t>
-        </m:r>
-      </m:oMath>
-      <w:r>
-        <w:rPr>
-          <w:rFonts w:ascii="MS P明朝" w:cs="MS P明朝" w:eastAsia="MS P明朝" w:hAnsi="MS P明朝"/>
-          <w:sz w:val="21"/>
-          <w:szCs w:val="21"/>
-        </w:rPr>
-        <w:t xml:space="preserve">……①、</w:t>
-      </w:r>
-      <m:oMath xmlns:m="http://schemas.openxmlformats.org/officeDocument/2006/math" xmlns:w="http://schemas.openxmlformats.org/wordprocessingml/2006/main">
-        <m:r>
-          <m:t xml:space="preserve">x+3y=5</m:t>
-        </m:r>
-      </m:oMath>
-      <w:r>
-        <w:rPr>
-          <w:rFonts w:ascii="MS P明朝" w:cs="MS P明朝" w:eastAsia="MS P明朝" w:hAnsi="MS P明朝"/>
-          <w:sz w:val="21"/>
-          <w:szCs w:val="21"/>
-        </w:rPr>
-        <w:t xml:space="preserve">……②。②より</w:t>
+      <w:r>
+        <w:rPr>
+          <w:rFonts w:ascii="MS P明朝" w:cs="MS P明朝" w:eastAsia="MS P明朝" w:hAnsi="MS P明朝"/>
+          <w:sz w:val="21"/>
+          <w:szCs w:val="21"/>
+        </w:rPr>
+        <w:t xml:space="preserve">②より</w:t>
       </w:r>
       <m:oMath xmlns:m="http://schemas.openxmlformats.org/officeDocument/2006/math" xmlns:w="http://schemas.openxmlformats.org/wordprocessingml/2006/main">
         <m:r>
@@ -798,7 +879,7 @@
           <w:sz w:val="21"/>
           <w:szCs w:val="21"/>
         </w:rPr>
-        <w:t xml:space="preserve">を①に代入して</w:t>
+        <w:t xml:space="preserve">。これを①に代入して</w:t>
       </w:r>
       <m:oMath xmlns:m="http://schemas.openxmlformats.org/officeDocument/2006/math" xmlns:w="http://schemas.openxmlformats.org/wordprocessingml/2006/main">
         <m:r>
@@ -3398,32 +3479,54 @@
         </w:rPr>
         <w:t xml:space="preserve">冊とする。</w:t>
       </w:r>
-      <m:oMath xmlns:m="http://schemas.openxmlformats.org/officeDocument/2006/math" xmlns:w="http://schemas.openxmlformats.org/wordprocessingml/2006/main">
-        <m:r>
-          <m:t xml:space="preserve">x+y=12</m:t>
-        </m:r>
-      </m:oMath>
-      <w:r>
-        <w:rPr>
-          <w:rFonts w:ascii="MS P明朝" w:cs="MS P明朝" w:eastAsia="MS P明朝" w:hAnsi="MS P明朝"/>
-          <w:sz w:val="21"/>
-          <w:szCs w:val="21"/>
-        </w:rPr>
-        <w:t xml:space="preserve">……①、</w:t>
-      </w:r>
-      <m:oMath xmlns:m="http://schemas.openxmlformats.org/officeDocument/2006/math" xmlns:w="http://schemas.openxmlformats.org/wordprocessingml/2006/main">
-        <m:r>
-          <m:t xml:space="preserve">60x+150y=1080</m:t>
-        </m:r>
-      </m:oMath>
-      <w:r>
-        <w:rPr>
-          <w:rFonts w:ascii="MS P明朝" w:cs="MS P明朝" w:eastAsia="MS P明朝" w:hAnsi="MS P明朝"/>
-          <w:sz w:val="21"/>
-          <w:szCs w:val="21"/>
-        </w:rPr>
-        <w:t xml:space="preserve">……②</w:t>
-      </w:r>
+    </w:p>
+    <w:p>
+      <w:pPr>
+        <w:spacing w:after="40" w:before="20"/>
+        <w:ind w:left="500"/>
+      </w:pPr>
+      <w:r>
+        <w:rPr>
+          <w:rFonts w:ascii="MS P明朝" w:cs="MS P明朝" w:eastAsia="MS P明朝" w:hAnsi="MS P明朝"/>
+          <w:sz w:val="21"/>
+          <w:szCs w:val="21"/>
+        </w:rPr>
+        <w:t xml:space="preserve">①は個数、②は代金の式。</w:t>
+      </w:r>
+      <m:oMath xmlns:m="http://schemas.openxmlformats.org/officeDocument/2006/math" xmlns:w="http://schemas.openxmlformats.org/wordprocessingml/2006/main">
+        <m:d>
+          <m:dPr>
+            <m:begChr m:val="{"/>
+            <m:endChr m:val=""/>
+          </m:dPr>
+          <m:e>
+            <m:eqArr>
+              <m:e>
+                <m:r>
+                  <m:t xml:space="preserve">x+y=12</m:t>
+                </m:r>
+                <m:r>
+                  <m:rPr>
+                    <m:sty m:val="p"/>
+                  </m:rPr>
+                  <m:t xml:space="preserve">　……①</m:t>
+                </m:r>
+              </m:e>
+              <m:e>
+                <m:r>
+                  <m:t xml:space="preserve">60x+150y=1080</m:t>
+                </m:r>
+                <m:r>
+                  <m:rPr>
+                    <m:sty m:val="p"/>
+                  </m:rPr>
+                  <m:t xml:space="preserve">　……②</m:t>
+                </m:r>
+              </m:e>
+            </m:eqArr>
+          </m:e>
+        </m:d>
+      </m:oMath>
     </w:p>
     <w:p>
       <w:pPr>
@@ -3907,23 +4010,211 @@
     </w:tbl>
     <w:p>
       <w:pPr>
-        <w:spacing w:after="40" w:before="60" w:line="300" w:lineRule="atLeast"/>
+        <w:spacing w:after="40" w:before="20"/>
+        <w:ind w:left="500"/>
+      </w:pPr>
+      <w:r>
+        <w:rPr>
+          <w:rFonts w:ascii="MS P明朝" w:cs="MS P明朝" w:eastAsia="MS P明朝" w:hAnsi="MS P明朝"/>
+          <w:sz w:val="21"/>
+          <w:szCs w:val="21"/>
+        </w:rPr>
+        <w:t xml:space="preserve">①は昨年の人数、②は増えた人数の式。</w:t>
+      </w:r>
+      <m:oMath xmlns:m="http://schemas.openxmlformats.org/officeDocument/2006/math" xmlns:w="http://schemas.openxmlformats.org/wordprocessingml/2006/main">
+        <m:d>
+          <m:dPr>
+            <m:begChr m:val="{"/>
+            <m:endChr m:val=""/>
+          </m:dPr>
+          <m:e>
+            <m:eqArr>
+              <m:e>
+                <m:r>
+                  <m:t xml:space="preserve">x+y=240</m:t>
+                </m:r>
+                <m:r>
+                  <m:rPr>
+                    <m:sty m:val="p"/>
+                  </m:rPr>
+                  <m:t xml:space="preserve">　……①</m:t>
+                </m:r>
+              </m:e>
+              <m:e>
+                <m:f>
+                  <m:num>
+                    <m:r>
+                      <m:t xml:space="preserve">10</m:t>
+                    </m:r>
+                  </m:num>
+                  <m:den>
+                    <m:r>
+                      <m:t xml:space="preserve">100</m:t>
+                    </m:r>
+                  </m:den>
+                </m:f>
+                <m:r>
+                  <m:t xml:space="preserve">x−</m:t>
+                </m:r>
+                <m:f>
+                  <m:num>
+                    <m:r>
+                      <m:t xml:space="preserve">5</m:t>
+                    </m:r>
+                  </m:num>
+                  <m:den>
+                    <m:r>
+                      <m:t xml:space="preserve">100</m:t>
+                    </m:r>
+                  </m:den>
+                </m:f>
+                <m:r>
+                  <m:t xml:space="preserve">y=3</m:t>
+                </m:r>
+                <m:r>
+                  <m:rPr>
+                    <m:sty m:val="p"/>
+                  </m:rPr>
+                  <m:t xml:space="preserve">　……②</m:t>
+                </m:r>
+              </m:e>
+            </m:eqArr>
+          </m:e>
+        </m:d>
+      </m:oMath>
+    </w:p>
+    <w:p>
+      <w:pPr>
+        <w:spacing w:after="40" w:before="20"/>
+        <w:ind w:left="500"/>
+      </w:pPr>
+      <w:r>
+        <w:rPr>
+          <w:rFonts w:ascii="MS P明朝" w:cs="MS P明朝" w:eastAsia="MS P明朝" w:hAnsi="MS P明朝"/>
+          <w:sz w:val="21"/>
+          <w:szCs w:val="21"/>
+        </w:rPr>
+        <w:t xml:space="preserve">②の両辺を100倍して5でわる。</w:t>
+      </w:r>
+      <m:oMath xmlns:m="http://schemas.openxmlformats.org/officeDocument/2006/math" xmlns:w="http://schemas.openxmlformats.org/wordprocessingml/2006/main">
+        <m:d>
+          <m:dPr>
+            <m:begChr m:val="{"/>
+            <m:endChr m:val=""/>
+          </m:dPr>
+          <m:e>
+            <m:eqArr>
+              <m:e>
+                <m:r>
+                  <m:t xml:space="preserve">x+y=240</m:t>
+                </m:r>
+                <m:r>
+                  <m:rPr>
+                    <m:sty m:val="p"/>
+                  </m:rPr>
+                  <m:t xml:space="preserve">　……①</m:t>
+                </m:r>
+              </m:e>
+              <m:e>
+                <m:r>
+                  <m:t xml:space="preserve">2x−y=60</m:t>
+                </m:r>
+                <m:r>
+                  <m:rPr>
+                    <m:sty m:val="p"/>
+                  </m:rPr>
+                  <m:t xml:space="preserve">　……②′</m:t>
+                </m:r>
+              </m:e>
+            </m:eqArr>
+          </m:e>
+        </m:d>
+      </m:oMath>
+    </w:p>
+    <w:p>
+      <w:pPr>
+        <w:spacing w:after="40" w:before="0" w:line="300" w:lineRule="atLeast"/>
         <w:ind w:left="500" w:hanging="0"/>
       </w:pPr>
-      <m:oMath xmlns:m="http://schemas.openxmlformats.org/officeDocument/2006/math" xmlns:w="http://schemas.openxmlformats.org/wordprocessingml/2006/main">
-        <m:r>
-          <m:t xml:space="preserve">x+y=240</m:t>
-        </m:r>
-      </m:oMath>
-      <w:r>
-        <w:rPr>
-          <w:rFonts w:ascii="MS P明朝" w:cs="MS P明朝" w:eastAsia="MS P明朝" w:hAnsi="MS P明朝"/>
-          <w:sz w:val="21"/>
-          <w:szCs w:val="21"/>
-        </w:rPr>
-        <w:t xml:space="preserve">……①、</w:t>
-      </w:r>
-      <m:oMath xmlns:m="http://schemas.openxmlformats.org/officeDocument/2006/math" xmlns:w="http://schemas.openxmlformats.org/wordprocessingml/2006/main">
+      <w:r>
+        <w:rPr>
+          <w:rFonts w:ascii="MS P明朝" w:cs="MS P明朝" w:eastAsia="MS P明朝" w:hAnsi="MS P明朝"/>
+          <w:sz w:val="21"/>
+          <w:szCs w:val="21"/>
+        </w:rPr>
+        <w:t xml:space="preserve">①＋②′：</w:t>
+      </w:r>
+      <m:oMath xmlns:m="http://schemas.openxmlformats.org/officeDocument/2006/math" xmlns:w="http://schemas.openxmlformats.org/wordprocessingml/2006/main">
+        <m:r>
+          <m:t xml:space="preserve">3x=300</m:t>
+        </m:r>
+      </m:oMath>
+      <w:r>
+        <w:rPr>
+          <w:rFonts w:ascii="MS P明朝" w:cs="MS P明朝" w:eastAsia="MS P明朝" w:hAnsi="MS P明朝"/>
+          <w:sz w:val="21"/>
+          <w:szCs w:val="21"/>
+        </w:rPr>
+        <w:t xml:space="preserve">、</w:t>
+      </w:r>
+      <m:oMath xmlns:m="http://schemas.openxmlformats.org/officeDocument/2006/math" xmlns:w="http://schemas.openxmlformats.org/wordprocessingml/2006/main">
+        <m:r>
+          <m:t xml:space="preserve">x=100</m:t>
+        </m:r>
+      </m:oMath>
+      <w:r>
+        <w:rPr>
+          <w:rFonts w:ascii="MS P明朝" w:cs="MS P明朝" w:eastAsia="MS P明朝" w:hAnsi="MS P明朝"/>
+          <w:sz w:val="21"/>
+          <w:szCs w:val="21"/>
+        </w:rPr>
+        <w:t xml:space="preserve">。①に代入して</w:t>
+      </w:r>
+      <m:oMath xmlns:m="http://schemas.openxmlformats.org/officeDocument/2006/math" xmlns:w="http://schemas.openxmlformats.org/wordprocessingml/2006/main">
+        <m:r>
+          <m:t xml:space="preserve">y=140</m:t>
+        </m:r>
+      </m:oMath>
+      <w:r>
+        <w:rPr>
+          <w:rFonts w:ascii="MS P明朝" w:cs="MS P明朝" w:eastAsia="MS P明朝" w:hAnsi="MS P明朝"/>
+          <w:sz w:val="21"/>
+          <w:szCs w:val="21"/>
+        </w:rPr>
+        <w:t xml:space="preserve">。</w:t>
+      </w:r>
+    </w:p>
+    <w:p>
+      <w:pPr>
+        <w:spacing w:after="40" w:before="0" w:line="300" w:lineRule="atLeast"/>
+        <w:ind w:left="500" w:hanging="0"/>
+      </w:pPr>
+      <w:r>
+        <w:rPr>
+          <w:rFonts w:ascii="MS P明朝" w:cs="MS P明朝" w:eastAsia="MS P明朝" w:hAnsi="MS P明朝"/>
+          <w:sz w:val="21"/>
+          <w:szCs w:val="21"/>
+        </w:rPr>
+        <w:t xml:space="preserve">【答えの確かめ】求めた昨年の人数から、今年の人数を計算する。</w:t>
+      </w:r>
+    </w:p>
+    <w:p>
+      <w:pPr>
+        <w:spacing w:after="40" w:before="0" w:line="300" w:lineRule="atLeast"/>
+        <w:ind w:left="700" w:hanging="0"/>
+      </w:pPr>
+      <w:r>
+        <w:rPr>
+          <w:rFonts w:ascii="MS P明朝" w:cs="MS P明朝" w:eastAsia="MS P明朝" w:hAnsi="MS P明朝"/>
+          <w:sz w:val="21"/>
+          <w:szCs w:val="21"/>
+        </w:rPr>
+        <w:t xml:space="preserve">今年の男子：昨年の100人から10％増えたので、</w:t>
+      </w:r>
+      <m:oMath xmlns:m="http://schemas.openxmlformats.org/officeDocument/2006/math" xmlns:w="http://schemas.openxmlformats.org/wordprocessingml/2006/main">
+        <m:r>
+          <m:t xml:space="preserve">100+100×</m:t>
+        </m:r>
         <m:f>
           <m:num>
             <m:r>
@@ -3937,7 +4228,34 @@
           </m:den>
         </m:f>
         <m:r>
-          <m:t xml:space="preserve">x−</m:t>
+          <m:t xml:space="preserve">=100+10=110</m:t>
+        </m:r>
+      </m:oMath>
+      <w:r>
+        <w:rPr>
+          <w:rFonts w:ascii="MS P明朝" w:cs="MS P明朝" w:eastAsia="MS P明朝" w:hAnsi="MS P明朝"/>
+          <w:sz w:val="21"/>
+          <w:szCs w:val="21"/>
+        </w:rPr>
+        <w:t xml:space="preserve">（人）</w:t>
+      </w:r>
+    </w:p>
+    <w:p>
+      <w:pPr>
+        <w:spacing w:after="40" w:before="0" w:line="300" w:lineRule="atLeast"/>
+        <w:ind w:left="700" w:hanging="0"/>
+      </w:pPr>
+      <w:r>
+        <w:rPr>
+          <w:rFonts w:ascii="MS P明朝" w:cs="MS P明朝" w:eastAsia="MS P明朝" w:hAnsi="MS P明朝"/>
+          <w:sz w:val="21"/>
+          <w:szCs w:val="21"/>
+        </w:rPr>
+        <w:t xml:space="preserve">今年の女子：昨年の140人から5％減ったので、</w:t>
+      </w:r>
+      <m:oMath xmlns:m="http://schemas.openxmlformats.org/officeDocument/2006/math" xmlns:w="http://schemas.openxmlformats.org/wordprocessingml/2006/main">
+        <m:r>
+          <m:t xml:space="preserve">140−140×</m:t>
         </m:r>
         <m:f>
           <m:num>
@@ -3952,183 +4270,6 @@
           </m:den>
         </m:f>
         <m:r>
-          <m:t xml:space="preserve">y=3</m:t>
-        </m:r>
-      </m:oMath>
-      <w:r>
-        <w:rPr>
-          <w:rFonts w:ascii="MS P明朝" w:cs="MS P明朝" w:eastAsia="MS P明朝" w:hAnsi="MS P明朝"/>
-          <w:sz w:val="21"/>
-          <w:szCs w:val="21"/>
-        </w:rPr>
-        <w:t xml:space="preserve">……②。②×100：</w:t>
-      </w:r>
-      <m:oMath xmlns:m="http://schemas.openxmlformats.org/officeDocument/2006/math" xmlns:w="http://schemas.openxmlformats.org/wordprocessingml/2006/main">
-        <m:r>
-          <m:t xml:space="preserve">10x−5y=300</m:t>
-        </m:r>
-      </m:oMath>
-      <w:r>
-        <w:rPr>
-          <w:rFonts w:ascii="MS P明朝" w:cs="MS P明朝" w:eastAsia="MS P明朝" w:hAnsi="MS P明朝"/>
-          <w:sz w:val="21"/>
-          <w:szCs w:val="21"/>
-        </w:rPr>
-        <w:t xml:space="preserve"> → </w:t>
-      </w:r>
-      <m:oMath xmlns:m="http://schemas.openxmlformats.org/officeDocument/2006/math" xmlns:w="http://schemas.openxmlformats.org/wordprocessingml/2006/main">
-        <m:r>
-          <m:t xml:space="preserve">2x−y=60</m:t>
-        </m:r>
-      </m:oMath>
-      <w:r>
-        <w:rPr>
-          <w:rFonts w:ascii="MS P明朝" w:cs="MS P明朝" w:eastAsia="MS P明朝" w:hAnsi="MS P明朝"/>
-          <w:sz w:val="21"/>
-          <w:szCs w:val="21"/>
-        </w:rPr>
-        <w:t xml:space="preserve">……②′</w:t>
-      </w:r>
-    </w:p>
-    <w:p>
-      <w:pPr>
-        <w:spacing w:after="40" w:before="0" w:line="300" w:lineRule="atLeast"/>
-        <w:ind w:left="500" w:hanging="0"/>
-      </w:pPr>
-      <w:r>
-        <w:rPr>
-          <w:rFonts w:ascii="MS P明朝" w:cs="MS P明朝" w:eastAsia="MS P明朝" w:hAnsi="MS P明朝"/>
-          <w:sz w:val="21"/>
-          <w:szCs w:val="21"/>
-        </w:rPr>
-        <w:t xml:space="preserve">①＋②′：</w:t>
-      </w:r>
-      <m:oMath xmlns:m="http://schemas.openxmlformats.org/officeDocument/2006/math" xmlns:w="http://schemas.openxmlformats.org/wordprocessingml/2006/main">
-        <m:r>
-          <m:t xml:space="preserve">3x=300</m:t>
-        </m:r>
-      </m:oMath>
-      <w:r>
-        <w:rPr>
-          <w:rFonts w:ascii="MS P明朝" w:cs="MS P明朝" w:eastAsia="MS P明朝" w:hAnsi="MS P明朝"/>
-          <w:sz w:val="21"/>
-          <w:szCs w:val="21"/>
-        </w:rPr>
-        <w:t xml:space="preserve">、</w:t>
-      </w:r>
-      <m:oMath xmlns:m="http://schemas.openxmlformats.org/officeDocument/2006/math" xmlns:w="http://schemas.openxmlformats.org/wordprocessingml/2006/main">
-        <m:r>
-          <m:t xml:space="preserve">x=100</m:t>
-        </m:r>
-      </m:oMath>
-      <w:r>
-        <w:rPr>
-          <w:rFonts w:ascii="MS P明朝" w:cs="MS P明朝" w:eastAsia="MS P明朝" w:hAnsi="MS P明朝"/>
-          <w:sz w:val="21"/>
-          <w:szCs w:val="21"/>
-        </w:rPr>
-        <w:t xml:space="preserve">。①に代入して</w:t>
-      </w:r>
-      <m:oMath xmlns:m="http://schemas.openxmlformats.org/officeDocument/2006/math" xmlns:w="http://schemas.openxmlformats.org/wordprocessingml/2006/main">
-        <m:r>
-          <m:t xml:space="preserve">y=140</m:t>
-        </m:r>
-      </m:oMath>
-      <w:r>
-        <w:rPr>
-          <w:rFonts w:ascii="MS P明朝" w:cs="MS P明朝" w:eastAsia="MS P明朝" w:hAnsi="MS P明朝"/>
-          <w:sz w:val="21"/>
-          <w:szCs w:val="21"/>
-        </w:rPr>
-        <w:t xml:space="preserve">。</w:t>
-      </w:r>
-    </w:p>
-    <w:p>
-      <w:pPr>
-        <w:spacing w:after="40" w:before="0" w:line="300" w:lineRule="atLeast"/>
-        <w:ind w:left="500" w:hanging="0"/>
-      </w:pPr>
-      <w:r>
-        <w:rPr>
-          <w:rFonts w:ascii="MS P明朝" w:cs="MS P明朝" w:eastAsia="MS P明朝" w:hAnsi="MS P明朝"/>
-          <w:sz w:val="21"/>
-          <w:szCs w:val="21"/>
-        </w:rPr>
-        <w:t xml:space="preserve">【答えの確かめ】求めた昨年の人数から、今年の人数を計算する。</w:t>
-      </w:r>
-    </w:p>
-    <w:p>
-      <w:pPr>
-        <w:spacing w:after="40" w:before="0" w:line="300" w:lineRule="atLeast"/>
-        <w:ind w:left="700" w:hanging="0"/>
-      </w:pPr>
-      <w:r>
-        <w:rPr>
-          <w:rFonts w:ascii="MS P明朝" w:cs="MS P明朝" w:eastAsia="MS P明朝" w:hAnsi="MS P明朝"/>
-          <w:sz w:val="21"/>
-          <w:szCs w:val="21"/>
-        </w:rPr>
-        <w:t xml:space="preserve">今年の男子：昨年の100人から10％増えたので、</w:t>
-      </w:r>
-      <m:oMath xmlns:m="http://schemas.openxmlformats.org/officeDocument/2006/math" xmlns:w="http://schemas.openxmlformats.org/wordprocessingml/2006/main">
-        <m:r>
-          <m:t xml:space="preserve">100+100×</m:t>
-        </m:r>
-        <m:f>
-          <m:num>
-            <m:r>
-              <m:t xml:space="preserve">10</m:t>
-            </m:r>
-          </m:num>
-          <m:den>
-            <m:r>
-              <m:t xml:space="preserve">100</m:t>
-            </m:r>
-          </m:den>
-        </m:f>
-        <m:r>
-          <m:t xml:space="preserve">=100+10=110</m:t>
-        </m:r>
-      </m:oMath>
-      <w:r>
-        <w:rPr>
-          <w:rFonts w:ascii="MS P明朝" w:cs="MS P明朝" w:eastAsia="MS P明朝" w:hAnsi="MS P明朝"/>
-          <w:sz w:val="21"/>
-          <w:szCs w:val="21"/>
-        </w:rPr>
-        <w:t xml:space="preserve">（人）</w:t>
-      </w:r>
-    </w:p>
-    <w:p>
-      <w:pPr>
-        <w:spacing w:after="40" w:before="0" w:line="300" w:lineRule="atLeast"/>
-        <w:ind w:left="700" w:hanging="0"/>
-      </w:pPr>
-      <w:r>
-        <w:rPr>
-          <w:rFonts w:ascii="MS P明朝" w:cs="MS P明朝" w:eastAsia="MS P明朝" w:hAnsi="MS P明朝"/>
-          <w:sz w:val="21"/>
-          <w:szCs w:val="21"/>
-        </w:rPr>
-        <w:t xml:space="preserve">今年の女子：昨年の140人から5％減ったので、</w:t>
-      </w:r>
-      <m:oMath xmlns:m="http://schemas.openxmlformats.org/officeDocument/2006/math" xmlns:w="http://schemas.openxmlformats.org/wordprocessingml/2006/main">
-        <m:r>
-          <m:t xml:space="preserve">140−140×</m:t>
-        </m:r>
-        <m:f>
-          <m:num>
-            <m:r>
-              <m:t xml:space="preserve">5</m:t>
-            </m:r>
-          </m:num>
-          <m:den>
-            <m:r>
-              <m:t xml:space="preserve">100</m:t>
-            </m:r>
-          </m:den>
-        </m:f>
-        <m:r>
           <m:t xml:space="preserve">=140−7=133</m:t>
         </m:r>
       </m:oMath>
@@ -4240,7 +4381,7 @@
       <w:r>
         <w:drawing>
           <wp:inline distT="0" distB="0" distL="0" distR="0">
-            <wp:extent cx="3619500" cy="1676400"/>
+            <wp:extent cx="3619500" cy="1638300"/>
             <wp:effectExtent t="0" r="0" b="0" l="0"/>
             <wp:docPr id="1" name="" descr="" title=""/>
             <wp:cNvGraphicFramePr>
@@ -4265,7 +4406,7 @@
                   <pic:spPr bwMode="auto">
                     <a:xfrm>
                       <a:off x="0" y="0"/>
-                      <a:ext cx="3619500" cy="1676400"/>
+                      <a:ext cx="3619500" cy="1638300"/>
                     </a:xfrm>
                     <a:prstGeom prst="rect">
                       <a:avLst/>
@@ -4280,61 +4421,18 @@
     </w:p>
     <w:p>
       <w:pPr>
-        <w:spacing w:after="40" w:before="0" w:line="300" w:lineRule="atLeast"/>
-        <w:ind w:left="500" w:hanging="0"/>
-      </w:pPr>
-      <w:r>
-        <w:rPr>
-          <w:rFonts w:ascii="MS P明朝" w:cs="MS P明朝" w:eastAsia="MS P明朝" w:hAnsi="MS P明朝"/>
-          <w:sz w:val="21"/>
-          <w:szCs w:val="21"/>
-        </w:rPr>
-        <w:t xml:space="preserve">道のり：</w:t>
-      </w:r>
-      <m:oMath xmlns:m="http://schemas.openxmlformats.org/officeDocument/2006/math" xmlns:w="http://schemas.openxmlformats.org/wordprocessingml/2006/main">
-        <m:r>
-          <m:t xml:space="preserve">x+y=14</m:t>
-        </m:r>
-      </m:oMath>
-      <w:r>
-        <w:rPr>
-          <w:rFonts w:ascii="MS P明朝" w:cs="MS P明朝" w:eastAsia="MS P明朝" w:hAnsi="MS P明朝"/>
-          <w:sz w:val="21"/>
-          <w:szCs w:val="21"/>
-        </w:rPr>
-        <w:t xml:space="preserve">……①　時間：</w:t>
-      </w:r>
-      <m:oMath xmlns:m="http://schemas.openxmlformats.org/officeDocument/2006/math" xmlns:w="http://schemas.openxmlformats.org/wordprocessingml/2006/main">
-        <m:f>
-          <m:num>
-            <m:r>
-              <m:t xml:space="preserve">x</m:t>
-            </m:r>
-          </m:num>
-          <m:den>
-            <m:r>
-              <m:t xml:space="preserve">12</m:t>
-            </m:r>
-          </m:den>
-        </m:f>
-        <m:r>
-          <m:t xml:space="preserve">+</m:t>
-        </m:r>
-        <m:f>
-          <m:num>
-            <m:r>
-              <m:t xml:space="preserve">y</m:t>
-            </m:r>
-          </m:num>
-          <m:den>
-            <m:r>
-              <m:t xml:space="preserve">4</m:t>
-            </m:r>
-          </m:den>
-        </m:f>
-        <m:r>
-          <m:t xml:space="preserve">=</m:t>
-        </m:r>
+        <w:spacing w:after="40" w:before="20"/>
+        <w:ind w:left="500"/>
+      </w:pPr>
+      <w:r>
+        <w:rPr>
+          <w:rFonts w:ascii="MS P明朝" w:cs="MS P明朝" w:eastAsia="MS P明朝" w:hAnsi="MS P明朝"/>
+          <w:sz w:val="21"/>
+          <w:szCs w:val="21"/>
+        </w:rPr>
+        <w:t xml:space="preserve">①は道のり、②は時間の式（1時間30分＝</w:t>
+      </w:r>
+      <m:oMath xmlns:m="http://schemas.openxmlformats.org/officeDocument/2006/math" xmlns:w="http://schemas.openxmlformats.org/wordprocessingml/2006/main">
         <m:f>
           <m:num>
             <m:r>
@@ -4354,9 +4452,201 @@
           <w:sz w:val="21"/>
           <w:szCs w:val="21"/>
         </w:rPr>
-        <w:t xml:space="preserve">……②（1時間30分＝</w:t>
-      </w:r>
-      <m:oMath xmlns:m="http://schemas.openxmlformats.org/officeDocument/2006/math" xmlns:w="http://schemas.openxmlformats.org/wordprocessingml/2006/main">
+        <w:t xml:space="preserve">時間）。</w:t>
+      </w:r>
+      <m:oMath xmlns:m="http://schemas.openxmlformats.org/officeDocument/2006/math" xmlns:w="http://schemas.openxmlformats.org/wordprocessingml/2006/main">
+        <m:d>
+          <m:dPr>
+            <m:begChr m:val="{"/>
+            <m:endChr m:val=""/>
+          </m:dPr>
+          <m:e>
+            <m:eqArr>
+              <m:e>
+                <m:r>
+                  <m:t xml:space="preserve">x+y=14</m:t>
+                </m:r>
+                <m:r>
+                  <m:rPr>
+                    <m:sty m:val="p"/>
+                  </m:rPr>
+                  <m:t xml:space="preserve">　……①</m:t>
+                </m:r>
+              </m:e>
+              <m:e>
+                <m:f>
+                  <m:num>
+                    <m:r>
+                      <m:t xml:space="preserve">x</m:t>
+                    </m:r>
+                  </m:num>
+                  <m:den>
+                    <m:r>
+                      <m:t xml:space="preserve">12</m:t>
+                    </m:r>
+                  </m:den>
+                </m:f>
+                <m:r>
+                  <m:t xml:space="preserve">+</m:t>
+                </m:r>
+                <m:f>
+                  <m:num>
+                    <m:r>
+                      <m:t xml:space="preserve">y</m:t>
+                    </m:r>
+                  </m:num>
+                  <m:den>
+                    <m:r>
+                      <m:t xml:space="preserve">4</m:t>
+                    </m:r>
+                  </m:den>
+                </m:f>
+                <m:r>
+                  <m:t xml:space="preserve">=</m:t>
+                </m:r>
+                <m:f>
+                  <m:num>
+                    <m:r>
+                      <m:t xml:space="preserve">3</m:t>
+                    </m:r>
+                  </m:num>
+                  <m:den>
+                    <m:r>
+                      <m:t xml:space="preserve">2</m:t>
+                    </m:r>
+                  </m:den>
+                </m:f>
+                <m:r>
+                  <m:rPr>
+                    <m:sty m:val="p"/>
+                  </m:rPr>
+                  <m:t xml:space="preserve">　……②</m:t>
+                </m:r>
+              </m:e>
+            </m:eqArr>
+          </m:e>
+        </m:d>
+      </m:oMath>
+    </w:p>
+    <w:p>
+      <w:pPr>
+        <w:spacing w:after="40" w:before="20"/>
+        <w:ind w:left="500"/>
+      </w:pPr>
+      <w:r>
+        <w:rPr>
+          <w:rFonts w:ascii="MS P明朝" w:cs="MS P明朝" w:eastAsia="MS P明朝" w:hAnsi="MS P明朝"/>
+          <w:sz w:val="21"/>
+          <w:szCs w:val="21"/>
+        </w:rPr>
+        <w:t xml:space="preserve">②の両辺を12倍して、分母をはらう。</w:t>
+      </w:r>
+      <m:oMath xmlns:m="http://schemas.openxmlformats.org/officeDocument/2006/math" xmlns:w="http://schemas.openxmlformats.org/wordprocessingml/2006/main">
+        <m:d>
+          <m:dPr>
+            <m:begChr m:val="{"/>
+            <m:endChr m:val=""/>
+          </m:dPr>
+          <m:e>
+            <m:eqArr>
+              <m:e>
+                <m:r>
+                  <m:t xml:space="preserve">x+y=14</m:t>
+                </m:r>
+                <m:r>
+                  <m:rPr>
+                    <m:sty m:val="p"/>
+                  </m:rPr>
+                  <m:t xml:space="preserve">　……①</m:t>
+                </m:r>
+              </m:e>
+              <m:e>
+                <m:r>
+                  <m:t xml:space="preserve">x+3y=18</m:t>
+                </m:r>
+                <m:r>
+                  <m:rPr>
+                    <m:sty m:val="p"/>
+                  </m:rPr>
+                  <m:t xml:space="preserve">　……②′</m:t>
+                </m:r>
+              </m:e>
+            </m:eqArr>
+          </m:e>
+        </m:d>
+      </m:oMath>
+    </w:p>
+    <w:p>
+      <w:pPr>
+        <w:spacing w:after="40" w:before="0" w:line="300" w:lineRule="atLeast"/>
+        <w:ind w:left="500" w:hanging="0"/>
+      </w:pPr>
+      <w:r>
+        <w:rPr>
+          <w:rFonts w:ascii="MS P明朝" w:cs="MS P明朝" w:eastAsia="MS P明朝" w:hAnsi="MS P明朝"/>
+          <w:sz w:val="21"/>
+          <w:szCs w:val="21"/>
+        </w:rPr>
+        <w:t xml:space="preserve">②′−①：</w:t>
+      </w:r>
+      <m:oMath xmlns:m="http://schemas.openxmlformats.org/officeDocument/2006/math" xmlns:w="http://schemas.openxmlformats.org/wordprocessingml/2006/main">
+        <m:r>
+          <m:t xml:space="preserve">2y=4</m:t>
+        </m:r>
+      </m:oMath>
+      <w:r>
+        <w:rPr>
+          <w:rFonts w:ascii="MS P明朝" w:cs="MS P明朝" w:eastAsia="MS P明朝" w:hAnsi="MS P明朝"/>
+          <w:sz w:val="21"/>
+          <w:szCs w:val="21"/>
+        </w:rPr>
+        <w:t xml:space="preserve">、</w:t>
+      </w:r>
+      <m:oMath xmlns:m="http://schemas.openxmlformats.org/officeDocument/2006/math" xmlns:w="http://schemas.openxmlformats.org/wordprocessingml/2006/main">
+        <m:r>
+          <m:t xml:space="preserve">y=2</m:t>
+        </m:r>
+      </m:oMath>
+      <w:r>
+        <w:rPr>
+          <w:rFonts w:ascii="MS P明朝" w:cs="MS P明朝" w:eastAsia="MS P明朝" w:hAnsi="MS P明朝"/>
+          <w:sz w:val="21"/>
+          <w:szCs w:val="21"/>
+        </w:rPr>
+        <w:t xml:space="preserve">、</w:t>
+      </w:r>
+      <m:oMath xmlns:m="http://schemas.openxmlformats.org/officeDocument/2006/math" xmlns:w="http://schemas.openxmlformats.org/wordprocessingml/2006/main">
+        <m:r>
+          <m:t xml:space="preserve">x=12</m:t>
+        </m:r>
+      </m:oMath>
+      <w:r>
+        <w:rPr>
+          <w:rFonts w:ascii="MS P明朝" w:cs="MS P明朝" w:eastAsia="MS P明朝" w:hAnsi="MS P明朝"/>
+          <w:sz w:val="21"/>
+          <w:szCs w:val="21"/>
+        </w:rPr>
+        <w:t xml:space="preserve">。時間は</w:t>
+      </w:r>
+      <m:oMath xmlns:m="http://schemas.openxmlformats.org/officeDocument/2006/math" xmlns:w="http://schemas.openxmlformats.org/wordprocessingml/2006/main">
+        <m:r>
+          <m:t xml:space="preserve">1+</m:t>
+        </m:r>
+        <m:f>
+          <m:num>
+            <m:r>
+              <m:t xml:space="preserve">1</m:t>
+            </m:r>
+          </m:num>
+          <m:den>
+            <m:r>
+              <m:t xml:space="preserve">2</m:t>
+            </m:r>
+          </m:den>
+        </m:f>
+        <m:r>
+          <m:t xml:space="preserve">=</m:t>
+        </m:r>
         <m:f>
           <m:num>
             <m:r>
@@ -4376,112 +4666,6 @@
           <w:sz w:val="21"/>
           <w:szCs w:val="21"/>
         </w:rPr>
-        <w:t xml:space="preserve">時間）</w:t>
-      </w:r>
-    </w:p>
-    <w:p>
-      <w:pPr>
-        <w:spacing w:after="40" w:before="0" w:line="300" w:lineRule="atLeast"/>
-        <w:ind w:left="500" w:hanging="0"/>
-      </w:pPr>
-      <w:r>
-        <w:rPr>
-          <w:rFonts w:ascii="MS P明朝" w:cs="MS P明朝" w:eastAsia="MS P明朝" w:hAnsi="MS P明朝"/>
-          <w:sz w:val="21"/>
-          <w:szCs w:val="21"/>
-        </w:rPr>
-        <w:t xml:space="preserve">②×12：</w:t>
-      </w:r>
-      <m:oMath xmlns:m="http://schemas.openxmlformats.org/officeDocument/2006/math" xmlns:w="http://schemas.openxmlformats.org/wordprocessingml/2006/main">
-        <m:r>
-          <m:t xml:space="preserve">x+3y=18</m:t>
-        </m:r>
-      </m:oMath>
-      <w:r>
-        <w:rPr>
-          <w:rFonts w:ascii="MS P明朝" w:cs="MS P明朝" w:eastAsia="MS P明朝" w:hAnsi="MS P明朝"/>
-          <w:sz w:val="21"/>
-          <w:szCs w:val="21"/>
-        </w:rPr>
-        <w:t xml:space="preserve">。①をひくと</w:t>
-      </w:r>
-      <m:oMath xmlns:m="http://schemas.openxmlformats.org/officeDocument/2006/math" xmlns:w="http://schemas.openxmlformats.org/wordprocessingml/2006/main">
-        <m:r>
-          <m:t xml:space="preserve">2y=4</m:t>
-        </m:r>
-      </m:oMath>
-      <w:r>
-        <w:rPr>
-          <w:rFonts w:ascii="MS P明朝" w:cs="MS P明朝" w:eastAsia="MS P明朝" w:hAnsi="MS P明朝"/>
-          <w:sz w:val="21"/>
-          <w:szCs w:val="21"/>
-        </w:rPr>
-        <w:t xml:space="preserve">、</w:t>
-      </w:r>
-      <m:oMath xmlns:m="http://schemas.openxmlformats.org/officeDocument/2006/math" xmlns:w="http://schemas.openxmlformats.org/wordprocessingml/2006/main">
-        <m:r>
-          <m:t xml:space="preserve">y=2</m:t>
-        </m:r>
-      </m:oMath>
-      <w:r>
-        <w:rPr>
-          <w:rFonts w:ascii="MS P明朝" w:cs="MS P明朝" w:eastAsia="MS P明朝" w:hAnsi="MS P明朝"/>
-          <w:sz w:val="21"/>
-          <w:szCs w:val="21"/>
-        </w:rPr>
-        <w:t xml:space="preserve">、</w:t>
-      </w:r>
-      <m:oMath xmlns:m="http://schemas.openxmlformats.org/officeDocument/2006/math" xmlns:w="http://schemas.openxmlformats.org/wordprocessingml/2006/main">
-        <m:r>
-          <m:t xml:space="preserve">x=12</m:t>
-        </m:r>
-      </m:oMath>
-      <w:r>
-        <w:rPr>
-          <w:rFonts w:ascii="MS P明朝" w:cs="MS P明朝" w:eastAsia="MS P明朝" w:hAnsi="MS P明朝"/>
-          <w:sz w:val="21"/>
-          <w:szCs w:val="21"/>
-        </w:rPr>
-        <w:t xml:space="preserve">。時間は</w:t>
-      </w:r>
-      <m:oMath xmlns:m="http://schemas.openxmlformats.org/officeDocument/2006/math" xmlns:w="http://schemas.openxmlformats.org/wordprocessingml/2006/main">
-        <m:r>
-          <m:t xml:space="preserve">1+</m:t>
-        </m:r>
-        <m:f>
-          <m:num>
-            <m:r>
-              <m:t xml:space="preserve">1</m:t>
-            </m:r>
-          </m:num>
-          <m:den>
-            <m:r>
-              <m:t xml:space="preserve">2</m:t>
-            </m:r>
-          </m:den>
-        </m:f>
-        <m:r>
-          <m:t xml:space="preserve">=</m:t>
-        </m:r>
-        <m:f>
-          <m:num>
-            <m:r>
-              <m:t xml:space="preserve">3</m:t>
-            </m:r>
-          </m:num>
-          <m:den>
-            <m:r>
-              <m:t xml:space="preserve">2</m:t>
-            </m:r>
-          </m:den>
-        </m:f>
-      </m:oMath>
-      <w:r>
-        <w:rPr>
-          <w:rFonts w:ascii="MS P明朝" w:cs="MS P明朝" w:eastAsia="MS P明朝" w:hAnsi="MS P明朝"/>
-          <w:sz w:val="21"/>
-          <w:szCs w:val="21"/>
-        </w:rPr>
         <w:t xml:space="preserve">時間で、問題にあっている。</w:t>
       </w:r>
     </w:p>
@@ -4688,7 +4872,74 @@
       </w:r>
       <m:oMath xmlns:m="http://schemas.openxmlformats.org/officeDocument/2006/math" xmlns:w="http://schemas.openxmlformats.org/wordprocessingml/2006/main">
         <m:r>
-          <m:t xml:space="preserve">−a+b=1</m:t>
+          <m:t xml:space="preserve">y=ax+b</m:t>
+        </m:r>
+      </m:oMath>
+      <w:r>
+        <w:rPr>
+          <w:rFonts w:ascii="MS P明朝" w:cs="MS P明朝" w:eastAsia="MS P明朝" w:hAnsi="MS P明朝"/>
+          <w:sz w:val="21"/>
+          <w:szCs w:val="21"/>
+        </w:rPr>
+        <w:t xml:space="preserve">に代入して、</w:t>
+      </w:r>
+    </w:p>
+    <w:p>
+      <w:pPr>
+        <w:spacing w:after="40" w:before="20"/>
+        <w:ind w:left="500"/>
+      </w:pPr>
+      <m:oMath xmlns:m="http://schemas.openxmlformats.org/officeDocument/2006/math" xmlns:w="http://schemas.openxmlformats.org/wordprocessingml/2006/main">
+        <m:d>
+          <m:dPr>
+            <m:begChr m:val="{"/>
+            <m:endChr m:val=""/>
+          </m:dPr>
+          <m:e>
+            <m:eqArr>
+              <m:e>
+                <m:r>
+                  <m:t xml:space="preserve">−a+b=1</m:t>
+                </m:r>
+                <m:r>
+                  <m:rPr>
+                    <m:sty m:val="p"/>
+                  </m:rPr>
+                  <m:t xml:space="preserve">　……①</m:t>
+                </m:r>
+              </m:e>
+              <m:e>
+                <m:r>
+                  <m:t xml:space="preserve">3a+b=9</m:t>
+                </m:r>
+                <m:r>
+                  <m:rPr>
+                    <m:sty m:val="p"/>
+                  </m:rPr>
+                  <m:t xml:space="preserve">　……②</m:t>
+                </m:r>
+              </m:e>
+            </m:eqArr>
+          </m:e>
+        </m:d>
+      </m:oMath>
+    </w:p>
+    <w:p>
+      <w:pPr>
+        <w:spacing w:after="10" w:before="0" w:line="300" w:lineRule="atLeast"/>
+        <w:ind w:left="500" w:hanging="0"/>
+      </w:pPr>
+      <w:r>
+        <w:rPr>
+          <w:rFonts w:ascii="MS P明朝" w:cs="MS P明朝" w:eastAsia="MS P明朝" w:hAnsi="MS P明朝"/>
+          <w:sz w:val="21"/>
+          <w:szCs w:val="21"/>
+        </w:rPr>
+        <w:t xml:space="preserve">②−①：</w:t>
+      </w:r>
+      <m:oMath xmlns:m="http://schemas.openxmlformats.org/officeDocument/2006/math" xmlns:w="http://schemas.openxmlformats.org/wordprocessingml/2006/main">
+        <m:r>
+          <m:t xml:space="preserve">4a=8</m:t>
         </m:r>
       </m:oMath>
       <w:r>
@@ -4701,19 +4952,6 @@
       </w:r>
       <m:oMath xmlns:m="http://schemas.openxmlformats.org/officeDocument/2006/math" xmlns:w="http://schemas.openxmlformats.org/wordprocessingml/2006/main">
         <m:r>
-          <m:t xml:space="preserve">3a+b=9</m:t>
-        </m:r>
-      </m:oMath>
-      <w:r>
-        <w:rPr>
-          <w:rFonts w:ascii="MS P明朝" w:cs="MS P明朝" w:eastAsia="MS P明朝" w:hAnsi="MS P明朝"/>
-          <w:sz w:val="21"/>
-          <w:szCs w:val="21"/>
-        </w:rPr>
-        <w:t xml:space="preserve">を解いて</w:t>
-      </w:r>
-      <m:oMath xmlns:m="http://schemas.openxmlformats.org/officeDocument/2006/math" xmlns:w="http://schemas.openxmlformats.org/wordprocessingml/2006/main">
-        <m:r>
           <m:t xml:space="preserve">a=2</m:t>
         </m:r>
       </m:oMath>
@@ -4723,7 +4961,7 @@
           <w:sz w:val="21"/>
           <w:szCs w:val="21"/>
         </w:rPr>
-        <w:t xml:space="preserve">、</w:t>
+        <w:t xml:space="preserve">。①に代入して</w:t>
       </w:r>
       <m:oMath xmlns:m="http://schemas.openxmlformats.org/officeDocument/2006/math" xmlns:w="http://schemas.openxmlformats.org/wordprocessingml/2006/main">
         <m:r>
